--- a/pr-preview/pr-344/calculus-derivatives-tracked-changes.docx
+++ b/pr-preview/pr-344/calculus-derivatives-tracked-changes.docx
@@ -16,7 +16,7 @@
       </w:pPr>
       <w:del w:id="1" w:author="PR Preview" w:date="2026-01-01T00:00:00Z">
         <w:r>
-          <w:delText xml:space="preserve">Last modified: 2026-10-17 02:34:23 (PDT)</w:delText>
+          <w:delText xml:space="preserve">Last modified: 2026-10-17 03:46:15 (PDT)</w:delText>
         </w:r>
       </w:del>
     </w:p>
@@ -26,11 +26,11 @@
       </w:pPr>
       <w:ins w:id="2" w:author="PR Preview" w:date="2026-01-01T00:00:00Z">
         <w:r>
-          <w:t xml:space="preserve">Last modified: 2026-10-17 03:11:51 (PDT)</w:t>
+          <w:t xml:space="preserve">Last modified: 2026-10-17 04:23:40 (PDT)</w:t>
         </w:r>
       </w:ins>
     </w:p>
-    <w:bookmarkStart w:id="202" w:name="sec-derivatives"/>
+    <w:bookmarkStart w:id="203" w:name="sec-derivatives"/>
     <w:p>
       <w:pPr>
         <w:pStyle w:val="Heading2"/>
@@ -23612,7 +23612,7 @@
     </w:p>
     <w:bookmarkEnd w:id="108"/>
     <w:bookmarkEnd w:id="109"/>
-    <w:bookmarkStart w:id="119" w:name="sec-function-profile"/>
+    <w:bookmarkStart w:id="120" w:name="sec-function-profile"/>
     <w:p>
       <w:pPr>
         <w:pStyle w:val="Heading3"/>
@@ -23988,7 +23988,7 @@
       </w:r>
     </w:p>
     <w:bookmarkEnd w:id="110"/>
-    <w:bookmarkStart w:id="113" w:name="def-function-profile"/>
+    <w:bookmarkStart w:id="114" w:name="def-function-profile"/>
     <w:p>
       <w:pPr>
         <w:pStyle w:val="BodyText"/>
@@ -24348,12 +24348,16 @@
           <w:numId w:val="1012"/>
         </w:numPr>
       </w:pPr>
-      <w:r>
-        <w:t xml:space="preserve">the inverse function</w:t>
-      </w:r>
-      <w:r>
-        <w:t xml:space="preserve"> </w:t>
-      </w:r>
+      <w:del w:id="3" w:author="PR Preview" w:date="2026-01-01T00:00:00Z">
+        <w:r>
+          <w:delText xml:space="preserve">the inverse function</w:delText>
+        </w:r>
+      </w:del>
+      <w:del w:id="4" w:author="PR Preview" w:date="2026-01-01T00:00:00Z">
+        <w:r>
+          <w:delText xml:space="preserve"> </w:delText>
+        </w:r>
+      </w:del>
       <m:oMath>
         <m:sSup>
           <m:e>
@@ -24374,74 +24378,106 @@
           </m:sup>
         </m:sSup>
       </m:oMath>
-      <w:r>
-        <w:t xml:space="preserve"> </w:t>
-      </w:r>
-      <w:r>
-        <w:t xml:space="preserve">(</w:t>
-      </w:r>
+      <w:del w:id="5" w:author="PR Preview" w:date="2026-01-01T00:00:00Z">
+        <w:r>
+          <w:delText xml:space="preserve"> </w:delText>
+        </w:r>
+      </w:del>
+      <w:del w:id="6" w:author="PR Preview" w:date="2026-01-01T00:00:00Z">
+        <w:r>
+          <w:delText xml:space="preserve">(</w:delText>
+        </w:r>
+      </w:del>
       <w:hyperlink r:id="rId111">
+        <w:del w:id="7" w:author="PR Preview" w:date="2026-01-01T00:00:00Z">
+          <w:r>
+            <w:rPr>
+              <w:rStyle w:val="Hyperlink"/>
+            </w:rPr>
+            <w:delText xml:space="preserve">definition</w:delText>
+          </w:r>
+        </w:del>
+      </w:hyperlink>
+      <w:del w:id="8" w:author="PR Preview" w:date="2026-01-01T00:00:00Z">
         <w:r>
-          <w:rPr>
-            <w:rStyle w:val="Hyperlink"/>
-          </w:rPr>
-          <w:t xml:space="preserve">definition</w:t>
+          <w:delText xml:space="preserve">),</w:delText>
         </w:r>
-      </w:hyperlink>
-      <w:r>
-        <w:t xml:space="preserve">),</w:t>
-      </w:r>
-      <w:r>
-        <w:t xml:space="preserve"> </w:t>
-      </w:r>
-      <w:r>
-        <w:t xml:space="preserve">which exists on the range of</w:t>
-      </w:r>
-      <w:r>
-        <w:t xml:space="preserve"> </w:t>
-      </w:r>
+      </w:del>
+      <w:del w:id="9" w:author="PR Preview" w:date="2026-01-01T00:00:00Z">
+        <w:r>
+          <w:delText xml:space="preserve"> </w:delText>
+        </w:r>
+      </w:del>
+      <w:del w:id="10" w:author="PR Preview" w:date="2026-01-01T00:00:00Z">
+        <w:r>
+          <w:delText xml:space="preserve">which exists on the range of</w:delText>
+        </w:r>
+      </w:del>
+      <w:del w:id="11" w:author="PR Preview" w:date="2026-01-01T00:00:00Z">
+        <w:r>
+          <w:delText xml:space="preserve"> </w:delText>
+        </w:r>
+      </w:del>
       <m:oMath>
         <m:r>
           <m:t>f</m:t>
         </m:r>
       </m:oMath>
-      <w:r>
-        <w:t xml:space="preserve"> </w:t>
-      </w:r>
-      <w:r>
-        <w:t xml:space="preserve">when</w:t>
-      </w:r>
-      <w:r>
-        <w:t xml:space="preserve"> </w:t>
-      </w:r>
+      <w:del w:id="12" w:author="PR Preview" w:date="2026-01-01T00:00:00Z">
+        <w:r>
+          <w:delText xml:space="preserve"> </w:delText>
+        </w:r>
+      </w:del>
+      <w:del w:id="13" w:author="PR Preview" w:date="2026-01-01T00:00:00Z">
+        <w:r>
+          <w:delText xml:space="preserve">when</w:delText>
+        </w:r>
+      </w:del>
+      <w:del w:id="14" w:author="PR Preview" w:date="2026-01-01T00:00:00Z">
+        <w:r>
+          <w:delText xml:space="preserve"> </w:delText>
+        </w:r>
+      </w:del>
       <m:oMath>
         <m:r>
           <m:t>f</m:t>
         </m:r>
       </m:oMath>
-      <w:r>
-        <w:t xml:space="preserve"> </w:t>
-      </w:r>
-      <w:r>
-        <w:t xml:space="preserve">is one-to-one,</w:t>
-      </w:r>
-      <w:r>
-        <w:t xml:space="preserve"> </w:t>
-      </w:r>
-      <w:r>
-        <w:t xml:space="preserve">and otherwise only after restricting the domain of</w:t>
-      </w:r>
-      <w:r>
-        <w:t xml:space="preserve"> </w:t>
-      </w:r>
+      <w:del w:id="15" w:author="PR Preview" w:date="2026-01-01T00:00:00Z">
+        <w:r>
+          <w:delText xml:space="preserve"> </w:delText>
+        </w:r>
+      </w:del>
+      <w:del w:id="16" w:author="PR Preview" w:date="2026-01-01T00:00:00Z">
+        <w:r>
+          <w:delText xml:space="preserve">is one-to-one,</w:delText>
+        </w:r>
+      </w:del>
+      <w:del w:id="17" w:author="PR Preview" w:date="2026-01-01T00:00:00Z">
+        <w:r>
+          <w:delText xml:space="preserve"> </w:delText>
+        </w:r>
+      </w:del>
+      <w:del w:id="18" w:author="PR Preview" w:date="2026-01-01T00:00:00Z">
+        <w:r>
+          <w:delText xml:space="preserve">and otherwise only after restricting the domain of</w:delText>
+        </w:r>
+      </w:del>
+      <w:del w:id="19" w:author="PR Preview" w:date="2026-01-01T00:00:00Z">
+        <w:r>
+          <w:delText xml:space="preserve"> </w:delText>
+        </w:r>
+      </w:del>
       <m:oMath>
         <m:r>
           <m:t>f</m:t>
         </m:r>
       </m:oMath>
-      <w:r>
-        <w:t xml:space="preserve">;</w:t>
-      </w:r>
+      <w:del w:id="20" w:author="PR Preview" w:date="2026-01-01T00:00:00Z">
+        <w:r>
+          <w:delText xml:space="preserve">;</w:delText>
+        </w:r>
+      </w:del>
     </w:p>
     <w:p>
       <w:pPr>
@@ -24451,96 +24487,161 @@
           <w:numId w:val="1012"/>
         </w:numPr>
       </w:pPr>
-      <w:r>
-        <w:t xml:space="preserve">the complement</w:t>
-      </w:r>
-      <w:r>
-        <w:t xml:space="preserve"> </w:t>
-      </w:r>
-      <m:oMath>
-        <m:r>
-          <m:t>1</m:t>
-        </m:r>
-        <m:r>
-          <m:rPr>
-            <m:sty m:val="p"/>
-          </m:rPr>
-          <m:t>−</m:t>
-        </m:r>
+      <w:ins w:id="21" w:author="PR Preview" w:date="2026-01-01T00:00:00Z">
+        <w:r>
+          <w:t xml:space="preserve">the inverse function</w:t>
+        </w:r>
+      </w:ins>
+      <w:ins w:id="22" w:author="PR Preview" w:date="2026-01-01T00:00:00Z">
+        <w:r>
+          <w:t xml:space="preserve"> </w:t>
+        </w:r>
+      </w:ins>
+      <m:oMath>
+        <m:sSup>
+          <m:e>
+            <m:r>
+              <m:t>f</m:t>
+            </m:r>
+          </m:e>
+          <m:sup>
+            <m:r>
+              <m:rPr>
+                <m:sty m:val="p"/>
+              </m:rPr>
+              <m:t>−</m:t>
+            </m:r>
+            <m:r>
+              <m:t>1</m:t>
+            </m:r>
+          </m:sup>
+        </m:sSup>
+      </m:oMath>
+      <w:ins w:id="23" w:author="PR Preview" w:date="2026-01-01T00:00:00Z">
+        <w:r>
+          <w:t xml:space="preserve"> </w:t>
+        </w:r>
+      </w:ins>
+      <w:ins w:id="24" w:author="PR Preview" w:date="2026-01-01T00:00:00Z">
+        <w:r>
+          <w:t xml:space="preserve">(</w:t>
+        </w:r>
+      </w:ins>
+      <w:hyperlink r:id="rId111">
+        <w:ins w:id="25" w:author="PR Preview" w:date="2026-01-01T00:00:00Z">
+          <w:r>
+            <w:rPr>
+              <w:rStyle w:val="Hyperlink"/>
+            </w:rPr>
+            <w:t xml:space="preserve">definition</w:t>
+          </w:r>
+        </w:ins>
+      </w:hyperlink>
+      <w:ins w:id="26" w:author="PR Preview" w:date="2026-01-01T00:00:00Z">
+        <w:r>
+          <w:t xml:space="preserve">),</w:t>
+        </w:r>
+      </w:ins>
+      <w:ins w:id="27" w:author="PR Preview" w:date="2026-01-01T00:00:00Z">
+        <w:r>
+          <w:t xml:space="preserve"> </w:t>
+        </w:r>
+      </w:ins>
+      <w:ins w:id="28" w:author="PR Preview" w:date="2026-01-01T00:00:00Z">
+        <w:r>
+          <w:t xml:space="preserve">which exists on the</w:t>
+        </w:r>
+      </w:ins>
+      <w:ins w:id="29" w:author="PR Preview" w:date="2026-01-01T00:00:00Z">
+        <w:r>
+          <w:t xml:space="preserve"> </w:t>
+        </w:r>
+      </w:ins>
+      <w:hyperlink r:id="rId112">
+        <w:ins w:id="30" w:author="PR Preview" w:date="2026-01-01T00:00:00Z">
+          <w:r>
+            <w:rPr>
+              <w:rStyle w:val="Hyperlink"/>
+            </w:rPr>
+            <w:t xml:space="preserve">image</w:t>
+          </w:r>
+        </w:ins>
+      </w:hyperlink>
+      <w:ins w:id="31" w:author="PR Preview" w:date="2026-01-01T00:00:00Z">
+        <w:r>
+          <w:t xml:space="preserve"> </w:t>
+        </w:r>
+      </w:ins>
+      <w:ins w:id="32" w:author="PR Preview" w:date="2026-01-01T00:00:00Z">
+        <w:r>
+          <w:t xml:space="preserve">of</w:t>
+        </w:r>
+      </w:ins>
+      <w:ins w:id="33" w:author="PR Preview" w:date="2026-01-01T00:00:00Z">
+        <w:r>
+          <w:t xml:space="preserve"> </w:t>
+        </w:r>
+      </w:ins>
+      <m:oMath>
         <m:r>
           <m:t>f</m:t>
         </m:r>
-        <m:r>
-          <m:rPr>
-            <m:sty m:val="p"/>
-          </m:rPr>
-          <m:t>(</m:t>
-        </m:r>
-        <m:r>
-          <m:t>x</m:t>
-        </m:r>
-        <m:r>
-          <m:rPr>
-            <m:sty m:val="p"/>
-          </m:rPr>
-          <m:t>)</m:t>
-        </m:r>
-      </m:oMath>
-      <w:r>
-        <w:t xml:space="preserve">,</w:t>
-      </w:r>
-      <w:r>
-        <w:t xml:space="preserve"> </w:t>
-      </w:r>
-      <w:r>
-        <w:t xml:space="preserve">which is informative when</w:t>
-      </w:r>
-      <w:r>
-        <w:t xml:space="preserve"> </w:t>
-      </w:r>
+      </m:oMath>
+      <w:ins w:id="34" w:author="PR Preview" w:date="2026-01-01T00:00:00Z">
+        <w:r>
+          <w:t xml:space="preserve"> </w:t>
+        </w:r>
+      </w:ins>
+      <w:ins w:id="35" w:author="PR Preview" w:date="2026-01-01T00:00:00Z">
+        <w:r>
+          <w:t xml:space="preserve">when</w:t>
+        </w:r>
+      </w:ins>
+      <w:ins w:id="36" w:author="PR Preview" w:date="2026-01-01T00:00:00Z">
+        <w:r>
+          <w:t xml:space="preserve"> </w:t>
+        </w:r>
+      </w:ins>
       <m:oMath>
         <m:r>
           <m:t>f</m:t>
         </m:r>
       </m:oMath>
-      <w:r>
-        <w:t xml:space="preserve"> </w:t>
-      </w:r>
-      <w:r>
-        <w:t xml:space="preserve">takes values in</w:t>
-      </w:r>
-      <w:r>
-        <w:t xml:space="preserve"> </w:t>
-      </w:r>
-      <m:oMath>
-        <m:r>
-          <m:rPr>
-            <m:sty m:val="p"/>
-          </m:rPr>
-          <m:t>[</m:t>
-        </m:r>
-        <m:r>
-          <m:t>0</m:t>
-        </m:r>
-        <m:r>
-          <m:rPr>
-            <m:sty m:val="p"/>
-          </m:rPr>
-          <m:t>,</m:t>
-        </m:r>
-        <m:r>
-          <m:t>1</m:t>
-        </m:r>
-        <m:r>
-          <m:rPr>
-            <m:sty m:val="p"/>
-          </m:rPr>
-          <m:t>]</m:t>
-        </m:r>
-      </m:oMath>
-      <w:r>
-        <w:t xml:space="preserve">, as a probability does;</w:t>
-      </w:r>
+      <w:ins w:id="37" w:author="PR Preview" w:date="2026-01-01T00:00:00Z">
+        <w:r>
+          <w:t xml:space="preserve"> </w:t>
+        </w:r>
+      </w:ins>
+      <w:ins w:id="38" w:author="PR Preview" w:date="2026-01-01T00:00:00Z">
+        <w:r>
+          <w:t xml:space="preserve">is one-to-one,</w:t>
+        </w:r>
+      </w:ins>
+      <w:ins w:id="39" w:author="PR Preview" w:date="2026-01-01T00:00:00Z">
+        <w:r>
+          <w:t xml:space="preserve"> </w:t>
+        </w:r>
+      </w:ins>
+      <w:ins w:id="40" w:author="PR Preview" w:date="2026-01-01T00:00:00Z">
+        <w:r>
+          <w:t xml:space="preserve">and otherwise only after restricting the domain of</w:t>
+        </w:r>
+      </w:ins>
+      <w:ins w:id="41" w:author="PR Preview" w:date="2026-01-01T00:00:00Z">
+        <w:r>
+          <w:t xml:space="preserve"> </w:t>
+        </w:r>
+      </w:ins>
+      <m:oMath>
+        <m:r>
+          <m:t>f</m:t>
+        </m:r>
+      </m:oMath>
+      <w:ins w:id="42" w:author="PR Preview" w:date="2026-01-01T00:00:00Z">
+        <w:r>
+          <w:t xml:space="preserve">;</w:t>
+        </w:r>
+      </w:ins>
     </w:p>
     <w:p>
       <w:pPr>
@@ -24551,50 +24652,21 @@
         </w:numPr>
       </w:pPr>
       <w:r>
-        <w:t xml:space="preserve">the reciprocal</w:t>
-      </w:r>
-      <w:r>
-        <w:t xml:space="preserve"> </w:t>
-      </w:r>
-      <m:oMath>
-        <m:f>
-          <m:fPr>
-            <m:type m:val="bar"/>
-          </m:fPr>
-          <m:num>
-            <m:r>
-              <m:t>1</m:t>
-            </m:r>
-          </m:num>
-          <m:den>
-            <m:r>
-              <m:t>f</m:t>
-            </m:r>
-            <m:r>
-              <m:rPr>
-                <m:sty m:val="p"/>
-              </m:rPr>
-              <m:t>(</m:t>
-            </m:r>
-            <m:r>
-              <m:t>x</m:t>
-            </m:r>
-            <m:r>
-              <m:rPr>
-                <m:sty m:val="p"/>
-              </m:rPr>
-              <m:t>)</m:t>
-            </m:r>
-          </m:den>
-        </m:f>
-      </m:oMath>
-      <w:r>
-        <w:t xml:space="preserve">, where</w:t>
-      </w:r>
-      <w:r>
-        <w:t xml:space="preserve"> </w:t>
-      </w:r>
-      <m:oMath>
+        <w:t xml:space="preserve">the complement</w:t>
+      </w:r>
+      <w:r>
+        <w:t xml:space="preserve"> </w:t>
+      </w:r>
+      <m:oMath>
+        <m:r>
+          <m:t>1</m:t>
+        </m:r>
+        <m:r>
+          <m:rPr>
+            <m:sty m:val="p"/>
+          </m:rPr>
+          <m:t>−</m:t>
+        </m:r>
         <m:r>
           <m:t>f</m:t>
         </m:r>
@@ -24613,47 +24685,61 @@
           </m:rPr>
           <m:t>)</m:t>
         </m:r>
-        <m:r>
-          <m:rPr>
-            <m:sty m:val="p"/>
-          </m:rPr>
-          <m:t>≠</m:t>
+      </m:oMath>
+      <w:r>
+        <w:t xml:space="preserve">,</w:t>
+      </w:r>
+      <w:r>
+        <w:t xml:space="preserve"> </w:t>
+      </w:r>
+      <w:r>
+        <w:t xml:space="preserve">which is informative when</w:t>
+      </w:r>
+      <w:r>
+        <w:t xml:space="preserve"> </w:t>
+      </w:r>
+      <m:oMath>
+        <m:r>
+          <m:t>f</m:t>
+        </m:r>
+      </m:oMath>
+      <w:r>
+        <w:t xml:space="preserve"> </w:t>
+      </w:r>
+      <w:r>
+        <w:t xml:space="preserve">takes values in</w:t>
+      </w:r>
+      <w:r>
+        <w:t xml:space="preserve"> </w:t>
+      </w:r>
+      <m:oMath>
+        <m:r>
+          <m:rPr>
+            <m:sty m:val="p"/>
+          </m:rPr>
+          <m:t>[</m:t>
         </m:r>
         <m:r>
           <m:t>0</m:t>
         </m:r>
-      </m:oMath>
-      <w:r>
-        <w:t xml:space="preserve"> </w:t>
-      </w:r>
-      <w:r>
-        <w:t xml:space="preserve">(not to be confused with</w:t>
-      </w:r>
-      <w:r>
-        <w:t xml:space="preserve"> </w:t>
-      </w:r>
-      <m:oMath>
-        <m:sSup>
-          <m:e>
-            <m:r>
-              <m:t>f</m:t>
-            </m:r>
-          </m:e>
-          <m:sup>
-            <m:r>
-              <m:rPr>
-                <m:sty m:val="p"/>
-              </m:rPr>
-              <m:t>−</m:t>
-            </m:r>
-            <m:r>
-              <m:t>1</m:t>
-            </m:r>
-          </m:sup>
-        </m:sSup>
-      </m:oMath>
-      <w:r>
-        <w:t xml:space="preserve">);</w:t>
+        <m:r>
+          <m:rPr>
+            <m:sty m:val="p"/>
+          </m:rPr>
+          <m:t>,</m:t>
+        </m:r>
+        <m:r>
+          <m:t>1</m:t>
+        </m:r>
+        <m:r>
+          <m:rPr>
+            <m:sty m:val="p"/>
+          </m:rPr>
+          <m:t>]</m:t>
+        </m:r>
+      </m:oMath>
+      <w:r>
+        <w:t xml:space="preserve">, as a probability does;</w:t>
       </w:r>
     </w:p>
     <w:p>
@@ -24665,76 +24751,107 @@
         </w:numPr>
       </w:pPr>
       <w:r>
-        <w:t xml:space="preserve">an antiderivative of</w:t>
-      </w:r>
-      <w:r>
-        <w:t xml:space="preserve"> </w:t>
-      </w:r>
-      <m:oMath>
-        <m:r>
-          <m:t>f</m:t>
-        </m:r>
-      </m:oMath>
-      <w:r>
-        <w:t xml:space="preserve">, a function</w:t>
-      </w:r>
-      <w:r>
-        <w:t xml:space="preserve"> </w:t>
-      </w:r>
-      <m:oMath>
-        <m:r>
-          <m:t>F</m:t>
-        </m:r>
-      </m:oMath>
-      <w:r>
-        <w:t xml:space="preserve"> </w:t>
-      </w:r>
-      <w:r>
-        <w:t xml:space="preserve">with</w:t>
-      </w:r>
-      <w:r>
-        <w:t xml:space="preserve"> </w:t>
-      </w:r>
-      <m:oMath>
-        <m:sSup>
-          <m:e>
-            <m:r>
-              <m:t>F</m:t>
-            </m:r>
-          </m:e>
-          <m:sup>
+        <w:t xml:space="preserve">the reciprocal</w:t>
+      </w:r>
+      <w:r>
+        <w:t xml:space="preserve"> </w:t>
+      </w:r>
+      <m:oMath>
+        <m:f>
+          <m:fPr>
+            <m:type m:val="bar"/>
+          </m:fPr>
+          <m:num>
+            <m:r>
+              <m:t>1</m:t>
+            </m:r>
+          </m:num>
+          <m:den>
+            <m:r>
+              <m:t>f</m:t>
+            </m:r>
             <m:r>
               <m:rPr>
                 <m:sty m:val="p"/>
               </m:rPr>
-              <m:t>′</m:t>
+              <m:t>(</m:t>
+            </m:r>
+            <m:r>
+              <m:t>x</m:t>
+            </m:r>
+            <m:r>
+              <m:rPr>
+                <m:sty m:val="p"/>
+              </m:rPr>
+              <m:t>)</m:t>
+            </m:r>
+          </m:den>
+        </m:f>
+      </m:oMath>
+      <w:r>
+        <w:t xml:space="preserve">, where</w:t>
+      </w:r>
+      <w:r>
+        <w:t xml:space="preserve"> </w:t>
+      </w:r>
+      <m:oMath>
+        <m:r>
+          <m:t>f</m:t>
+        </m:r>
+        <m:r>
+          <m:rPr>
+            <m:sty m:val="p"/>
+          </m:rPr>
+          <m:t>(</m:t>
+        </m:r>
+        <m:r>
+          <m:t>x</m:t>
+        </m:r>
+        <m:r>
+          <m:rPr>
+            <m:sty m:val="p"/>
+          </m:rPr>
+          <m:t>)</m:t>
+        </m:r>
+        <m:r>
+          <m:rPr>
+            <m:sty m:val="p"/>
+          </m:rPr>
+          <m:t>≠</m:t>
+        </m:r>
+        <m:r>
+          <m:t>0</m:t>
+        </m:r>
+      </m:oMath>
+      <w:r>
+        <w:t xml:space="preserve"> </w:t>
+      </w:r>
+      <w:r>
+        <w:t xml:space="preserve">(not to be confused with</w:t>
+      </w:r>
+      <w:r>
+        <w:t xml:space="preserve"> </w:t>
+      </w:r>
+      <m:oMath>
+        <m:sSup>
+          <m:e>
+            <m:r>
+              <m:t>f</m:t>
+            </m:r>
+          </m:e>
+          <m:sup>
+            <m:r>
+              <m:rPr>
+                <m:sty m:val="p"/>
+              </m:rPr>
+              <m:t>−</m:t>
+            </m:r>
+            <m:r>
+              <m:t>1</m:t>
             </m:r>
           </m:sup>
         </m:sSup>
-        <m:r>
-          <m:rPr>
-            <m:sty m:val="p"/>
-          </m:rPr>
-          <m:t>=</m:t>
-        </m:r>
-        <m:r>
-          <m:t>f</m:t>
-        </m:r>
-      </m:oMath>
-      <w:r>
-        <w:t xml:space="preserve"> </w:t>
-      </w:r>
-      <w:r>
-        <w:t xml:space="preserve">(</w:t>
-      </w:r>
-      <w:hyperlink r:id="rId112">
-        <w:r>
-          <w:rPr>
-            <w:rStyle w:val="Hyperlink"/>
-          </w:rPr>
-          <w:t xml:space="preserve">integration</w:t>
-        </w:r>
-      </w:hyperlink>
+      </m:oMath>
       <w:r>
         <w:t xml:space="preserve">);</w:t>
       </w:r>
@@ -24748,7 +24865,7 @@
         </w:numPr>
       </w:pPr>
       <w:r>
-        <w:t xml:space="preserve">the values</w:t>
+        <w:t xml:space="preserve">an antiderivative of</w:t>
       </w:r>
       <w:r>
         <w:t xml:space="preserve"> </w:t>
@@ -24757,163 +24874,69 @@
         <m:r>
           <m:t>f</m:t>
         </m:r>
-        <m:r>
-          <m:rPr>
-            <m:sty m:val="p"/>
-          </m:rPr>
-          <m:t>(</m:t>
-        </m:r>
-        <m:r>
-          <m:t>0</m:t>
-        </m:r>
-        <m:r>
-          <m:rPr>
-            <m:sty m:val="p"/>
-          </m:rPr>
-          <m:t>)</m:t>
-        </m:r>
-      </m:oMath>
-      <w:r>
-        <w:t xml:space="preserve"> </w:t>
-      </w:r>
-      <w:r>
-        <w:t xml:space="preserve">and</w:t>
-      </w:r>
-      <w:r>
-        <w:t xml:space="preserve"> </w:t>
-      </w:r>
-      <m:oMath>
+      </m:oMath>
+      <w:r>
+        <w:t xml:space="preserve">, a function</w:t>
+      </w:r>
+      <w:r>
+        <w:t xml:space="preserve"> </w:t>
+      </w:r>
+      <m:oMath>
+        <m:r>
+          <m:t>F</m:t>
+        </m:r>
+      </m:oMath>
+      <w:r>
+        <w:t xml:space="preserve"> </w:t>
+      </w:r>
+      <w:r>
+        <w:t xml:space="preserve">with</w:t>
+      </w:r>
+      <w:r>
+        <w:t xml:space="preserve"> </w:t>
+      </w:r>
+      <m:oMath>
+        <m:sSup>
+          <m:e>
+            <m:r>
+              <m:t>F</m:t>
+            </m:r>
+          </m:e>
+          <m:sup>
+            <m:r>
+              <m:rPr>
+                <m:sty m:val="p"/>
+              </m:rPr>
+              <m:t>′</m:t>
+            </m:r>
+          </m:sup>
+        </m:sSup>
+        <m:r>
+          <m:rPr>
+            <m:sty m:val="p"/>
+          </m:rPr>
+          <m:t>=</m:t>
+        </m:r>
         <m:r>
           <m:t>f</m:t>
         </m:r>
-        <m:r>
-          <m:rPr>
-            <m:sty m:val="p"/>
-          </m:rPr>
-          <m:t>(</m:t>
-        </m:r>
-        <m:r>
-          <m:t>1</m:t>
-        </m:r>
-        <m:r>
-          <m:rPr>
-            <m:sty m:val="p"/>
-          </m:rPr>
-          <m:t>)</m:t>
-        </m:r>
-      </m:oMath>
-      <w:r>
-        <w:t xml:space="preserve">,</w:t>
-      </w:r>
-      <w:r>
-        <w:t xml:space="preserve"> </w:t>
-      </w:r>
-      <w:r>
-        <w:t xml:space="preserve">and the limits of</w:t>
-      </w:r>
-      <w:r>
-        <w:t xml:space="preserve"> </w:t>
-      </w:r>
-      <m:oMath>
-        <m:r>
-          <m:t>f</m:t>
-        </m:r>
-        <m:r>
-          <m:rPr>
-            <m:sty m:val="p"/>
-          </m:rPr>
-          <m:t>(</m:t>
-        </m:r>
-        <m:r>
-          <m:t>x</m:t>
-        </m:r>
-        <m:r>
-          <m:rPr>
-            <m:sty m:val="p"/>
-          </m:rPr>
-          <m:t>)</m:t>
-        </m:r>
-      </m:oMath>
-      <w:r>
-        <w:t xml:space="preserve"> </w:t>
-      </w:r>
-      <w:r>
-        <w:t xml:space="preserve">as</w:t>
-      </w:r>
-      <w:r>
-        <w:t xml:space="preserve"> </w:t>
-      </w:r>
-      <m:oMath>
-        <m:r>
-          <m:t>x</m:t>
-        </m:r>
-        <m:r>
-          <m:rPr>
-            <m:sty m:val="p"/>
-          </m:rPr>
-          <m:t>→</m:t>
-        </m:r>
-        <m:r>
-          <m:rPr>
-            <m:sty m:val="p"/>
-          </m:rPr>
-          <m:t>∞</m:t>
-        </m:r>
-      </m:oMath>
-      <w:r>
-        <w:t xml:space="preserve"> </w:t>
-      </w:r>
-      <w:r>
-        <w:t xml:space="preserve">and as</w:t>
-      </w:r>
-      <w:r>
-        <w:t xml:space="preserve"> </w:t>
-      </w:r>
-      <m:oMath>
-        <m:r>
-          <m:t>x</m:t>
-        </m:r>
-        <m:r>
-          <m:rPr>
-            <m:sty m:val="p"/>
-          </m:rPr>
-          <m:t>→</m:t>
-        </m:r>
-        <m:r>
-          <m:rPr>
-            <m:sty m:val="p"/>
-          </m:rPr>
-          <m:t>−</m:t>
-        </m:r>
-        <m:r>
-          <m:rPr>
-            <m:sty m:val="p"/>
-          </m:rPr>
-          <m:t>∞</m:t>
-        </m:r>
-      </m:oMath>
-      <w:r>
-        <w:t xml:space="preserve">,</w:t>
-      </w:r>
-      <w:r>
-        <w:t xml:space="preserve"> </w:t>
-      </w:r>
-      <w:r>
-        <w:t xml:space="preserve">at each of these that lies in the domain of</w:t>
-      </w:r>
-      <w:r>
-        <w:t xml:space="preserve"> </w:t>
-      </w:r>
-      <m:oMath>
-        <m:r>
-          <m:t>f</m:t>
-        </m:r>
-      </m:oMath>
-      <w:r>
-        <w:t xml:space="preserve"> </w:t>
-      </w:r>
-      <w:r>
-        <w:t xml:space="preserve">or exists;</w:t>
+      </m:oMath>
+      <w:r>
+        <w:t xml:space="preserve"> </w:t>
+      </w:r>
+      <w:r>
+        <w:t xml:space="preserve">(</w:t>
+      </w:r>
+      <w:hyperlink r:id="rId113">
+        <w:r>
+          <w:rPr>
+            <w:rStyle w:val="Hyperlink"/>
+          </w:rPr>
+          <w:t xml:space="preserve">integration</w:t>
+        </w:r>
+      </w:hyperlink>
+      <w:r>
+        <w:t xml:space="preserve">);</w:t>
       </w:r>
     </w:p>
     <w:p>
@@ -24925,6 +24948,183 @@
         </w:numPr>
       </w:pPr>
       <w:r>
+        <w:t xml:space="preserve">the values</w:t>
+      </w:r>
+      <w:r>
+        <w:t xml:space="preserve"> </w:t>
+      </w:r>
+      <m:oMath>
+        <m:r>
+          <m:t>f</m:t>
+        </m:r>
+        <m:r>
+          <m:rPr>
+            <m:sty m:val="p"/>
+          </m:rPr>
+          <m:t>(</m:t>
+        </m:r>
+        <m:r>
+          <m:t>0</m:t>
+        </m:r>
+        <m:r>
+          <m:rPr>
+            <m:sty m:val="p"/>
+          </m:rPr>
+          <m:t>)</m:t>
+        </m:r>
+      </m:oMath>
+      <w:r>
+        <w:t xml:space="preserve"> </w:t>
+      </w:r>
+      <w:r>
+        <w:t xml:space="preserve">and</w:t>
+      </w:r>
+      <w:r>
+        <w:t xml:space="preserve"> </w:t>
+      </w:r>
+      <m:oMath>
+        <m:r>
+          <m:t>f</m:t>
+        </m:r>
+        <m:r>
+          <m:rPr>
+            <m:sty m:val="p"/>
+          </m:rPr>
+          <m:t>(</m:t>
+        </m:r>
+        <m:r>
+          <m:t>1</m:t>
+        </m:r>
+        <m:r>
+          <m:rPr>
+            <m:sty m:val="p"/>
+          </m:rPr>
+          <m:t>)</m:t>
+        </m:r>
+      </m:oMath>
+      <w:r>
+        <w:t xml:space="preserve">,</w:t>
+      </w:r>
+      <w:r>
+        <w:t xml:space="preserve"> </w:t>
+      </w:r>
+      <w:r>
+        <w:t xml:space="preserve">and the limits of</w:t>
+      </w:r>
+      <w:r>
+        <w:t xml:space="preserve"> </w:t>
+      </w:r>
+      <m:oMath>
+        <m:r>
+          <m:t>f</m:t>
+        </m:r>
+        <m:r>
+          <m:rPr>
+            <m:sty m:val="p"/>
+          </m:rPr>
+          <m:t>(</m:t>
+        </m:r>
+        <m:r>
+          <m:t>x</m:t>
+        </m:r>
+        <m:r>
+          <m:rPr>
+            <m:sty m:val="p"/>
+          </m:rPr>
+          <m:t>)</m:t>
+        </m:r>
+      </m:oMath>
+      <w:r>
+        <w:t xml:space="preserve"> </w:t>
+      </w:r>
+      <w:r>
+        <w:t xml:space="preserve">as</w:t>
+      </w:r>
+      <w:r>
+        <w:t xml:space="preserve"> </w:t>
+      </w:r>
+      <m:oMath>
+        <m:r>
+          <m:t>x</m:t>
+        </m:r>
+        <m:r>
+          <m:rPr>
+            <m:sty m:val="p"/>
+          </m:rPr>
+          <m:t>→</m:t>
+        </m:r>
+        <m:r>
+          <m:rPr>
+            <m:sty m:val="p"/>
+          </m:rPr>
+          <m:t>∞</m:t>
+        </m:r>
+      </m:oMath>
+      <w:r>
+        <w:t xml:space="preserve"> </w:t>
+      </w:r>
+      <w:r>
+        <w:t xml:space="preserve">and as</w:t>
+      </w:r>
+      <w:r>
+        <w:t xml:space="preserve"> </w:t>
+      </w:r>
+      <m:oMath>
+        <m:r>
+          <m:t>x</m:t>
+        </m:r>
+        <m:r>
+          <m:rPr>
+            <m:sty m:val="p"/>
+          </m:rPr>
+          <m:t>→</m:t>
+        </m:r>
+        <m:r>
+          <m:rPr>
+            <m:sty m:val="p"/>
+          </m:rPr>
+          <m:t>−</m:t>
+        </m:r>
+        <m:r>
+          <m:rPr>
+            <m:sty m:val="p"/>
+          </m:rPr>
+          <m:t>∞</m:t>
+        </m:r>
+      </m:oMath>
+      <w:r>
+        <w:t xml:space="preserve">,</w:t>
+      </w:r>
+      <w:r>
+        <w:t xml:space="preserve"> </w:t>
+      </w:r>
+      <w:r>
+        <w:t xml:space="preserve">at each of these that lies in the domain of</w:t>
+      </w:r>
+      <w:r>
+        <w:t xml:space="preserve"> </w:t>
+      </w:r>
+      <m:oMath>
+        <m:r>
+          <m:t>f</m:t>
+        </m:r>
+      </m:oMath>
+      <w:r>
+        <w:t xml:space="preserve"> </w:t>
+      </w:r>
+      <w:r>
+        <w:t xml:space="preserve">or exists;</w:t>
+      </w:r>
+    </w:p>
+    <w:p>
+      <w:pPr>
+        <w:pStyle w:val="Compact"/>
+        <w:numPr>
+          <w:ilvl w:val="0"/>
+          <w:numId w:val="1012"/>
+        </w:numPr>
+      </w:pPr>
+      <w:r>
         <w:t xml:space="preserve">the graph of</w:t>
       </w:r>
       <w:r>
@@ -24939,8 +25139,8 @@
         <w:t xml:space="preserve">.</w:t>
       </w:r>
     </w:p>
-    <w:bookmarkEnd w:id="113"/>
-    <w:bookmarkStart w:id="118" w:name="exm-function-profile-logistic"/>
+    <w:bookmarkEnd w:id="114"/>
+    <w:bookmarkStart w:id="119" w:name="exm-function-profile-logistic"/>
     <w:p>
       <w:pPr>
         <w:pStyle w:val="FirstParagraph"/>
@@ -30600,7 +30800,7 @@
       <w:tr>
         <w:tc>
           <w:tcPr/>
-          <w:bookmarkStart w:id="117" w:name="fig-function-profile-logistic"/>
+          <w:bookmarkStart w:id="118" w:name="fig-function-profile-logistic"/>
           <w:p>
             <w:pPr>
               <w:pStyle w:val="Compact"/>
@@ -30611,18 +30811,18 @@
                 <wp:inline>
                   <wp:extent cx="4620126" cy="3696101"/>
                   <wp:effectExtent b="0" l="0" r="0" t="0"/>
-                  <wp:docPr descr="" title="" id="115" name="Picture"/>
+                  <wp:docPr descr="" title="" id="116" name="Picture"/>
                   <a:graphic>
                     <a:graphicData uri="http://schemas.openxmlformats.org/drawingml/2006/picture">
                       <pic:pic>
                         <pic:nvPicPr>
-                          <pic:cNvPr descr="calculus-derivatives_files/figure-docx/fig-function-profile-logistic-1.png" id="116" name="Picture"/>
+                          <pic:cNvPr descr="calculus-derivatives_files/figure-docx/fig-function-profile-logistic-1.png" id="117" name="Picture"/>
                           <pic:cNvPicPr>
                             <a:picLocks noChangeArrowheads="1" noChangeAspect="1"/>
                           </pic:cNvPicPr>
                         </pic:nvPicPr>
                         <pic:blipFill>
-                          <a:blip r:embed="rId114"/>
+                          <a:blip r:embed="rId115"/>
                           <a:stretch>
                             <a:fillRect/>
                           </a:stretch>
@@ -30662,13 +30862,13 @@
               <w:t xml:space="preserve">Figure 1: The logistic function, its derivative and its logarithm</w:t>
             </w:r>
           </w:p>
-          <w:bookmarkEnd w:id="117"/>
+          <w:bookmarkEnd w:id="118"/>
         </w:tc>
       </w:tr>
     </w:tbl>
-    <w:bookmarkEnd w:id="118"/>
     <w:bookmarkEnd w:id="119"/>
-    <w:bookmarkStart w:id="124" w:name="sec-tangent-lines"/>
+    <w:bookmarkEnd w:id="120"/>
+    <w:bookmarkStart w:id="125" w:name="sec-tangent-lines"/>
     <w:p>
       <w:pPr>
         <w:pStyle w:val="Heading3"/>
@@ -30677,7 +30877,7 @@
         <w:t xml:space="preserve">1.4 Tangent lines</w:t>
       </w:r>
     </w:p>
-    <w:bookmarkStart w:id="122" w:name="def-tangent-line"/>
+    <w:bookmarkStart w:id="123" w:name="def-tangent-line"/>
     <w:p>
       <w:pPr>
         <w:pStyle w:val="FirstParagraph"/>
@@ -30759,7 +30959,7 @@
       <w:r>
         <w:t xml:space="preserve"> </w:t>
       </w:r>
-      <w:hyperlink r:id="rId120">
+      <w:hyperlink r:id="rId121">
         <w:r>
           <w:rPr>
             <w:rStyle w:val="Hyperlink"/>
@@ -30804,7 +31004,7 @@
       <w:r>
         <w:t xml:space="preserve"> </w:t>
       </w:r>
-      <w:hyperlink r:id="rId121">
+      <w:hyperlink r:id="rId122">
         <w:r>
           <w:rPr>
             <w:rStyle w:val="Hyperlink"/>
@@ -31116,8 +31316,8 @@
         <w:t xml:space="preserve">.</w:t>
       </w:r>
     </w:p>
-    <w:bookmarkEnd w:id="122"/>
-    <w:bookmarkStart w:id="123" w:name="exm-tangent-line"/>
+    <w:bookmarkEnd w:id="123"/>
+    <w:bookmarkStart w:id="124" w:name="exm-tangent-line"/>
     <w:p>
       <w:pPr>
         <w:pStyle w:val="BodyText"/>
@@ -31781,9 +31981,9 @@
         <w:t xml:space="preserve">.</w:t>
       </w:r>
     </w:p>
-    <w:bookmarkEnd w:id="123"/>
     <w:bookmarkEnd w:id="124"/>
-    <w:bookmarkStart w:id="133" w:name="sec-linear-approximation"/>
+    <w:bookmarkEnd w:id="125"/>
+    <w:bookmarkStart w:id="134" w:name="sec-linear-approximation"/>
     <w:p>
       <w:pPr>
         <w:pStyle w:val="Heading3"/>
@@ -31829,7 +32029,7 @@
       <w:pPr>
         <w:pStyle w:val="BodyText"/>
       </w:pPr>
-      <w:bookmarkStart w:id="125" w:name="eq-linear-approx"/>
+      <w:bookmarkStart w:id="126" w:name="eq-linear-approx"/>
       <m:oMathPara>
         <m:oMathParaPr>
           <m:jc m:val="center"/>
@@ -31954,9 +32154,9 @@
           </m:r>
         </m:oMath>
       </m:oMathPara>
-      <w:bookmarkEnd w:id="125"/>
+      <w:bookmarkEnd w:id="126"/>
     </w:p>
-    <w:bookmarkStart w:id="126" w:name="def-linear-approximation"/>
+    <w:bookmarkStart w:id="127" w:name="def-linear-approximation"/>
     <w:p>
       <w:pPr>
         <w:pStyle w:val="FirstParagraph"/>
@@ -32326,8 +32526,8 @@
         <w:t xml:space="preserve">illustrates this approximation interactively for a quadratic function.</w:t>
       </w:r>
     </w:p>
-    <w:bookmarkEnd w:id="126"/>
-    <w:bookmarkStart w:id="129" w:name="rem-linear-approx-affine"/>
+    <w:bookmarkEnd w:id="127"/>
+    <w:bookmarkStart w:id="130" w:name="rem-linear-approx-affine"/>
     <w:p>
       <w:pPr>
         <w:pStyle w:val="BodyText"/>
@@ -32407,7 +32607,7 @@
       <w:r>
         <w:t xml:space="preserve"> </w:t>
       </w:r>
-      <w:hyperlink r:id="rId121">
+      <w:hyperlink r:id="rId122">
         <w:r>
           <w:rPr>
             <w:rStyle w:val="Hyperlink"/>
@@ -32520,7 +32720,7 @@
       <w:r>
         <w:t xml:space="preserve"> </w:t>
       </w:r>
-      <w:hyperlink r:id="rId127">
+      <w:hyperlink r:id="rId128">
         <w:r>
           <w:rPr>
             <w:rStyle w:val="Hyperlink"/>
@@ -32619,7 +32819,7 @@
       <w:r>
         <w:t xml:space="preserve">(</w:t>
       </w:r>
-      <w:hyperlink r:id="rId128">
+      <w:hyperlink r:id="rId129">
         <w:r>
           <w:rPr>
             <w:rStyle w:val="Hyperlink"/>
@@ -32646,7 +32846,7 @@
         <w:t xml:space="preserve">as an affine function for functions of several variables as well.</w:t>
       </w:r>
     </w:p>
-    <w:bookmarkEnd w:id="129"/>
+    <w:bookmarkEnd w:id="130"/>
     <w:tbl>
       <w:tblPr>
         <w:tblStyle w:val="Table"/>
@@ -32660,7 +32860,7 @@
       <w:tr>
         <w:tc>
           <w:tcPr/>
-          <w:bookmarkStart w:id="130" w:name="fig-linear-approx"/>
+          <w:bookmarkStart w:id="131" w:name="fig-linear-approx"/>
           <w:p>
             <w:pPr>
               <w:jc w:val="center"/>
@@ -32793,11 +32993,11 @@
               <w:t xml:space="preserve">.</w:t>
             </w:r>
           </w:p>
-          <w:bookmarkEnd w:id="130"/>
+          <w:bookmarkEnd w:id="131"/>
         </w:tc>
       </w:tr>
     </w:tbl>
-    <w:bookmarkStart w:id="131" w:name="exr-miller-deriv-tangent-line-approx"/>
+    <w:bookmarkStart w:id="132" w:name="exr-miller-deriv-tangent-line-approx"/>
     <w:p>
       <w:pPr>
         <w:pStyle w:val="BodyText"/>
@@ -33082,8 +33282,8 @@
         <w:t xml:space="preserve">, and compare that approximation with the exact value.</w:t>
       </w:r>
     </w:p>
-    <w:bookmarkEnd w:id="131"/>
-    <w:bookmarkStart w:id="132" w:name="sol-miller-deriv-tangent-line-approx"/>
+    <w:bookmarkEnd w:id="132"/>
+    <w:bookmarkStart w:id="133" w:name="sol-miller-deriv-tangent-line-approx"/>
     <w:p>
       <w:pPr>
         <w:pStyle w:val="FirstParagraph"/>
@@ -34441,9 +34641,9 @@
         <w:t xml:space="preserve">.</w:t>
       </w:r>
     </w:p>
-    <w:bookmarkEnd w:id="132"/>
     <w:bookmarkEnd w:id="133"/>
-    <w:bookmarkStart w:id="149" w:name="sec-critical-points"/>
+    <w:bookmarkEnd w:id="134"/>
+    <w:bookmarkStart w:id="150" w:name="sec-critical-points"/>
     <w:p>
       <w:pPr>
         <w:pStyle w:val="Heading3"/>
@@ -34452,7 +34652,7 @@
         <w:t xml:space="preserve">1.6 Critical points and optimization</w:t>
       </w:r>
     </w:p>
-    <w:bookmarkStart w:id="134" w:name="def-flat-point"/>
+    <w:bookmarkStart w:id="135" w:name="def-flat-point"/>
     <w:p>
       <w:pPr>
         <w:pStyle w:val="FirstParagraph"/>
@@ -34620,8 +34820,8 @@
         <w:t xml:space="preserve">).</w:t>
       </w:r>
     </w:p>
-    <w:bookmarkEnd w:id="134"/>
-    <w:bookmarkStart w:id="137" w:name="exm-flat-point"/>
+    <w:bookmarkEnd w:id="135"/>
+    <w:bookmarkStart w:id="138" w:name="exm-flat-point"/>
     <w:p>
       <w:pPr>
         <w:pStyle w:val="BodyText"/>
@@ -34846,7 +35046,7 @@
       <w:r>
         <w:t xml:space="preserve"> </w:t>
       </w:r>
-      <w:hyperlink r:id="rId135">
+      <w:hyperlink r:id="rId136">
         <w:r>
           <w:rPr>
             <w:rStyle w:val="Hyperlink"/>
@@ -34863,7 +35063,7 @@
       <w:r>
         <w:t xml:space="preserve"> </w:t>
       </w:r>
-      <w:hyperlink r:id="rId136">
+      <w:hyperlink r:id="rId137">
         <w:r>
           <w:rPr>
             <w:rStyle w:val="Hyperlink"/>
@@ -35145,8 +35345,8 @@
         <w:t xml:space="preserve">is not a flat point.</w:t>
       </w:r>
     </w:p>
-    <w:bookmarkEnd w:id="137"/>
-    <w:bookmarkStart w:id="138" w:name="exr-flat-point"/>
+    <w:bookmarkEnd w:id="138"/>
+    <w:bookmarkStart w:id="139" w:name="exr-flat-point"/>
     <w:p>
       <w:pPr>
         <w:pStyle w:val="FirstParagraph"/>
@@ -35321,7 +35521,7 @@
       <w:r>
         <w:t xml:space="preserve"> </w:t>
       </w:r>
-      <w:hyperlink r:id="rId135">
+      <w:hyperlink r:id="rId136">
         <w:r>
           <w:rPr>
             <w:rStyle w:val="Hyperlink"/>
@@ -35338,7 +35538,7 @@
       <w:r>
         <w:t xml:space="preserve"> </w:t>
       </w:r>
-      <w:hyperlink r:id="rId136">
+      <w:hyperlink r:id="rId137">
         <w:r>
           <w:rPr>
             <w:rStyle w:val="Hyperlink"/>
@@ -35439,8 +35639,8 @@
         <w:t xml:space="preserve">, and compare that prediction with the exact value.</w:t>
       </w:r>
     </w:p>
-    <w:bookmarkEnd w:id="138"/>
-    <w:bookmarkStart w:id="140" w:name="sol-flat-point"/>
+    <w:bookmarkEnd w:id="139"/>
+    <w:bookmarkStart w:id="141" w:name="sol-flat-point"/>
     <w:p>
       <w:pPr>
         <w:pStyle w:val="FirstParagraph"/>
@@ -36642,7 +36842,7 @@
       <w:r>
         <w:t xml:space="preserve"> </w:t>
       </w:r>
-      <w:hyperlink r:id="rId139">
+      <w:hyperlink r:id="rId140">
         <w:r>
           <w:rPr>
             <w:rStyle w:val="Hyperlink"/>
@@ -36672,8 +36872,8 @@
         <w:t xml:space="preserve">and the recommendation is trustworthy only as far as the step is small.</w:t>
       </w:r>
     </w:p>
-    <w:bookmarkEnd w:id="140"/>
-    <w:bookmarkStart w:id="141" w:name="def-critical-point"/>
+    <w:bookmarkEnd w:id="141"/>
+    <w:bookmarkStart w:id="142" w:name="def-critical-point"/>
     <w:p>
       <w:pPr>
         <w:pStyle w:val="BodyText"/>
@@ -36873,8 +37073,8 @@
         <w:t xml:space="preserve">).</w:t>
       </w:r>
     </w:p>
-    <w:bookmarkEnd w:id="141"/>
-    <w:bookmarkStart w:id="142" w:name="exm-critical-point"/>
+    <w:bookmarkEnd w:id="142"/>
+    <w:bookmarkStart w:id="143" w:name="exm-critical-point"/>
     <w:p>
       <w:pPr>
         <w:pStyle w:val="BodyText"/>
@@ -37575,8 +37775,8 @@
         <w:t xml:space="preserve">is not one.</w:t>
       </w:r>
     </w:p>
-    <w:bookmarkEnd w:id="142"/>
-    <w:bookmarkStart w:id="143" w:name="thm-flat-point-critical"/>
+    <w:bookmarkEnd w:id="143"/>
+    <w:bookmarkStart w:id="144" w:name="thm-flat-point-critical"/>
     <w:p>
       <w:pPr>
         <w:pStyle w:val="FirstParagraph"/>
@@ -37673,7 +37873,7 @@
         <w:t xml:space="preserve">).</w:t>
       </w:r>
     </w:p>
-    <w:bookmarkEnd w:id="143"/>
+    <w:bookmarkEnd w:id="144"/>
     <w:p>
       <w:pPr>
         <w:pStyle w:val="BodyText"/>
@@ -37877,7 +38077,7 @@
         <w:t xml:space="preserve">is a critical point.</w:t>
       </w:r>
     </w:p>
-    <w:bookmarkStart w:id="144" w:name="exm-flat-point-critical"/>
+    <w:bookmarkStart w:id="145" w:name="exm-flat-point-critical"/>
     <w:p>
       <w:pPr>
         <w:pStyle w:val="BodyText"/>
@@ -38963,8 +39163,8 @@
         <w:t xml:space="preserve">), but not a flat point.</w:t>
       </w:r>
     </w:p>
-    <w:bookmarkEnd w:id="144"/>
-    <w:bookmarkStart w:id="145" w:name="exr-miller-deriv-opt-gamma-kernel"/>
+    <w:bookmarkEnd w:id="145"/>
+    <w:bookmarkStart w:id="146" w:name="exr-miller-deriv-opt-gamma-kernel"/>
     <w:p>
       <w:pPr>
         <w:pStyle w:val="BodyText"/>
@@ -39109,8 +39309,8 @@
         <w:t xml:space="preserve">.</w:t>
       </w:r>
     </w:p>
-    <w:bookmarkEnd w:id="145"/>
-    <w:bookmarkStart w:id="146" w:name="sol-miller-deriv-opt-gamma-kernel"/>
+    <w:bookmarkEnd w:id="146"/>
+    <w:bookmarkStart w:id="147" w:name="sol-miller-deriv-opt-gamma-kernel"/>
     <w:p>
       <w:pPr>
         <w:pStyle w:val="BodyText"/>
@@ -39994,8 +40194,8 @@
         <w:t xml:space="preserve">.</w:t>
       </w:r>
     </w:p>
-    <w:bookmarkEnd w:id="146"/>
-    <w:bookmarkStart w:id="147" w:name="X2af8583915c3d6755df2ace9fe2e1b48908f679"/>
+    <w:bookmarkEnd w:id="147"/>
+    <w:bookmarkStart w:id="148" w:name="X2af8583915c3d6755df2ace9fe2e1b48908f679"/>
     <w:p>
       <w:pPr>
         <w:pStyle w:val="BodyText"/>
@@ -40111,8 +40311,8 @@
         <w:t xml:space="preserve">and decide whether each is a local maximum, a local minimum, or an inflection point.</w:t>
       </w:r>
     </w:p>
-    <w:bookmarkEnd w:id="147"/>
-    <w:bookmarkStart w:id="148" w:name="X9a58de6c6ab4baf2df3e3111c406b3abe7c25e0"/>
+    <w:bookmarkEnd w:id="148"/>
+    <w:bookmarkStart w:id="149" w:name="X9a58de6c6ab4baf2df3e3111c406b3abe7c25e0"/>
     <w:p>
       <w:pPr>
         <w:pStyle w:val="BodyText"/>
@@ -40889,9 +41089,9 @@
         <w:t xml:space="preserve">is non-zero at both critical points, neither is an inflection point.</w:t>
       </w:r>
     </w:p>
-    <w:bookmarkEnd w:id="148"/>
     <w:bookmarkEnd w:id="149"/>
-    <w:bookmarkStart w:id="201" w:name="sec-taylor-series"/>
+    <w:bookmarkEnd w:id="150"/>
+    <w:bookmarkStart w:id="202" w:name="sec-taylor-series"/>
     <w:p>
       <w:pPr>
         <w:pStyle w:val="Heading3"/>
@@ -40900,7 +41100,7 @@
         <w:t xml:space="preserve">1.7 Taylor series</w:t>
       </w:r>
     </w:p>
-    <w:bookmarkStart w:id="151" w:name="def-taylor-polynomial"/>
+    <w:bookmarkStart w:id="152" w:name="def-taylor-polynomial"/>
     <w:p>
       <w:pPr>
         <w:pStyle w:val="FirstParagraph"/>
@@ -41044,7 +41244,7 @@
       <w:pPr>
         <w:pStyle w:val="BodyText"/>
       </w:pPr>
-      <w:bookmarkStart w:id="150" w:name="eq-taylor-poly-def"/>
+      <w:bookmarkStart w:id="151" w:name="eq-taylor-poly-def"/>
       <m:oMathPara>
         <m:oMathParaPr>
           <m:jc m:val="center"/>
@@ -41594,10 +41794,10 @@
           </m:r>
         </m:oMath>
       </m:oMathPara>
-      <w:bookmarkEnd w:id="150"/>
+      <w:bookmarkEnd w:id="151"/>
     </w:p>
-    <w:bookmarkEnd w:id="151"/>
-    <w:bookmarkStart w:id="152" w:name="exm-taylor-polynomial-exponential"/>
+    <w:bookmarkEnd w:id="152"/>
+    <w:bookmarkStart w:id="153" w:name="exm-taylor-polynomial-exponential"/>
     <w:p>
       <w:pPr>
         <w:pStyle w:val="FirstParagraph"/>
@@ -42242,8 +42442,8 @@
         </m:oMath>
       </m:oMathPara>
     </w:p>
-    <w:bookmarkEnd w:id="152"/>
-    <w:bookmarkStart w:id="153" w:name="def-maclaurin-polynomial"/>
+    <w:bookmarkEnd w:id="153"/>
+    <w:bookmarkStart w:id="154" w:name="def-maclaurin-polynomial"/>
     <w:p>
       <w:pPr>
         <w:pStyle w:val="FirstParagraph"/>
@@ -42353,8 +42553,8 @@
         <w:t xml:space="preserve">.</w:t>
       </w:r>
     </w:p>
-    <w:bookmarkEnd w:id="153"/>
-    <w:bookmarkStart w:id="154" w:name="def-taylor-series"/>
+    <w:bookmarkEnd w:id="154"/>
+    <w:bookmarkStart w:id="155" w:name="def-taylor-series"/>
     <w:p>
       <w:pPr>
         <w:pStyle w:val="BodyText"/>
@@ -42694,7 +42894,7 @@
         <w:t xml:space="preserve">.</w:t>
       </w:r>
     </w:p>
-    <w:bookmarkEnd w:id="154"/>
+    <w:bookmarkEnd w:id="155"/>
     <w:tbl>
       <w:tblPr>
         <w:tblStyle w:val="Table"/>
@@ -42736,12 +42936,12 @@
                 <wp:inline>
                   <wp:extent cx="152400" cy="152400"/>
                   <wp:effectExtent b="0" l="0" r="0" t="0"/>
-                  <wp:docPr descr="" title="" id="155" name="Picture"/>
+                  <wp:docPr descr="" title="" id="156" name="Picture"/>
                   <a:graphic>
                     <a:graphicData uri="http://schemas.openxmlformats.org/drawingml/2006/picture">
                       <pic:pic>
                         <pic:nvPicPr>
-                          <pic:cNvPr descr="/opt/quarto/share/formats/docx/tip.png" id="156" name="Picture"/>
+                          <pic:cNvPr descr="/opt/quarto/share/formats/docx/tip.png" id="157" name="Picture"/>
                           <pic:cNvPicPr>
                             <a:picLocks noChangeArrowheads="1" noChangeAspect="1"/>
                           </pic:cNvPicPr>
@@ -42809,7 +43009,7 @@
             <w:r>
               <w:t xml:space="preserve"> </w:t>
             </w:r>
-            <w:hyperlink r:id="rId157">
+            <w:hyperlink r:id="rId158">
               <w:r>
                 <w:rPr>
                   <w:rStyle w:val="Hyperlink"/>
@@ -42840,7 +43040,7 @@
                 <w:numId w:val="1020"/>
               </w:numPr>
             </w:pPr>
-            <w:hyperlink r:id="rId158">
+            <w:hyperlink r:id="rId159">
               <w:r>
                 <w:rPr>
                   <w:rStyle w:val="Hyperlink"/>
@@ -42870,7 +43070,7 @@
         </w:tc>
       </w:tr>
     </w:tbl>
-    <w:bookmarkStart w:id="159" w:name="exr-miller-taylor-poly-zero"/>
+    <w:bookmarkStart w:id="160" w:name="exr-miller-taylor-poly-zero"/>
     <w:p>
       <w:pPr>
         <w:pStyle w:val="FirstParagraph"/>
@@ -43018,8 +43218,8 @@
         <w:t xml:space="preserve">.</w:t>
       </w:r>
     </w:p>
-    <w:bookmarkEnd w:id="159"/>
-    <w:bookmarkStart w:id="160" w:name="sol-miller-taylor-poly-zero"/>
+    <w:bookmarkEnd w:id="160"/>
+    <w:bookmarkStart w:id="161" w:name="sol-miller-taylor-poly-zero"/>
     <w:p>
       <w:pPr>
         <w:pStyle w:val="BodyText"/>
@@ -43973,8 +44173,8 @@
         <w:t xml:space="preserve">, its Taylor polynomial of degree 4 simply collects its terms of degree at most 4.</w:t>
       </w:r>
     </w:p>
-    <w:bookmarkEnd w:id="160"/>
-    <w:bookmarkStart w:id="161" w:name="exr-miller-taylor-poly-nonzero"/>
+    <w:bookmarkEnd w:id="161"/>
+    <w:bookmarkStart w:id="162" w:name="exr-miller-taylor-poly-nonzero"/>
     <w:p>
       <w:pPr>
         <w:pStyle w:val="BodyText"/>
@@ -44122,8 +44322,8 @@
         <w:t xml:space="preserve">.</w:t>
       </w:r>
     </w:p>
-    <w:bookmarkEnd w:id="161"/>
-    <w:bookmarkStart w:id="162" w:name="sol-miller-taylor-poly-nonzero"/>
+    <w:bookmarkEnd w:id="162"/>
+    <w:bookmarkStart w:id="163" w:name="sol-miller-taylor-poly-nonzero"/>
     <w:p>
       <w:pPr>
         <w:pStyle w:val="BodyText"/>
@@ -44825,8 +45025,8 @@
         </m:oMath>
       </m:oMathPara>
     </w:p>
-    <w:bookmarkEnd w:id="162"/>
-    <w:bookmarkStart w:id="163" w:name="exm-taylor-polynomial-cosine"/>
+    <w:bookmarkEnd w:id="163"/>
+    <w:bookmarkStart w:id="164" w:name="exm-taylor-polynomial-cosine"/>
     <w:p>
       <w:pPr>
         <w:pStyle w:val="FirstParagraph"/>
@@ -45755,8 +45955,8 @@
         </m:oMath>
       </m:oMathPara>
     </w:p>
-    <w:bookmarkEnd w:id="163"/>
-    <w:bookmarkStart w:id="164" w:name="exm-taylor-polynomial-sine"/>
+    <w:bookmarkEnd w:id="164"/>
+    <w:bookmarkStart w:id="165" w:name="exm-taylor-polynomial-sine"/>
     <w:p>
       <w:pPr>
         <w:pStyle w:val="FirstParagraph"/>
@@ -46361,8 +46561,8 @@
         </m:oMath>
       </m:oMathPara>
     </w:p>
-    <w:bookmarkEnd w:id="164"/>
-    <w:bookmarkStart w:id="165" w:name="exr-miller-taylor-cos-scaled"/>
+    <w:bookmarkEnd w:id="165"/>
+    <w:bookmarkStart w:id="166" w:name="exr-miller-taylor-cos-scaled"/>
     <w:p>
       <w:pPr>
         <w:pStyle w:val="FirstParagraph"/>
@@ -46495,8 +46695,8 @@
         <w:t xml:space="preserve">.</w:t>
       </w:r>
     </w:p>
-    <w:bookmarkEnd w:id="165"/>
-    <w:bookmarkStart w:id="166" w:name="sol-miller-taylor-cos-scaled"/>
+    <w:bookmarkEnd w:id="166"/>
+    <w:bookmarkStart w:id="167" w:name="sol-miller-taylor-cos-scaled"/>
     <w:p>
       <w:pPr>
         <w:pStyle w:val="BodyText"/>
@@ -46936,8 +47136,8 @@
         <w:t xml:space="preserve">Substituting into known Taylor expansions avoids computing high-order derivatives by hand.</w:t>
       </w:r>
     </w:p>
-    <w:bookmarkEnd w:id="166"/>
-    <w:bookmarkStart w:id="167" w:name="exr-miller-taylor-cos-cubed"/>
+    <w:bookmarkEnd w:id="167"/>
+    <w:bookmarkStart w:id="168" w:name="exr-miller-taylor-cos-cubed"/>
     <w:p>
       <w:pPr>
         <w:pStyle w:val="BodyText"/>
@@ -47079,8 +47279,8 @@
         <w:t xml:space="preserve">.</w:t>
       </w:r>
     </w:p>
-    <w:bookmarkEnd w:id="167"/>
-    <w:bookmarkStart w:id="168" w:name="sol-miller-taylor-cos-cubed"/>
+    <w:bookmarkEnd w:id="168"/>
+    <w:bookmarkStart w:id="169" w:name="sol-miller-taylor-cos-cubed"/>
     <w:p>
       <w:pPr>
         <w:pStyle w:val="BodyText"/>
@@ -48003,8 +48203,8 @@
         </m:oMath>
       </m:oMathPara>
     </w:p>
-    <w:bookmarkEnd w:id="168"/>
-    <w:bookmarkStart w:id="169" w:name="exr-miller-taylor-exp-base"/>
+    <w:bookmarkEnd w:id="169"/>
+    <w:bookmarkStart w:id="170" w:name="exr-miller-taylor-exp-base"/>
     <w:p>
       <w:pPr>
         <w:pStyle w:val="FirstParagraph"/>
@@ -48125,8 +48325,8 @@
         <w:t xml:space="preserve">.</w:t>
       </w:r>
     </w:p>
-    <w:bookmarkEnd w:id="169"/>
-    <w:bookmarkStart w:id="170" w:name="sol-miller-taylor-exp-base"/>
+    <w:bookmarkEnd w:id="170"/>
+    <w:bookmarkStart w:id="171" w:name="sol-miller-taylor-exp-base"/>
     <w:p>
       <w:pPr>
         <w:pStyle w:val="BodyText"/>
@@ -48649,8 +48849,8 @@
         </m:oMath>
       </m:oMathPara>
     </w:p>
-    <w:bookmarkEnd w:id="170"/>
-    <w:bookmarkStart w:id="171" w:name="exr-miller-taylor-exp-power"/>
+    <w:bookmarkEnd w:id="171"/>
+    <w:bookmarkStart w:id="172" w:name="exr-miller-taylor-exp-power"/>
     <w:p>
       <w:pPr>
         <w:pStyle w:val="FirstParagraph"/>
@@ -48793,8 +48993,8 @@
         <w:t xml:space="preserve">.</w:t>
       </w:r>
     </w:p>
-    <w:bookmarkEnd w:id="171"/>
-    <w:bookmarkStart w:id="172" w:name="sol-miller-taylor-exp-power"/>
+    <w:bookmarkEnd w:id="172"/>
+    <w:bookmarkStart w:id="173" w:name="sol-miller-taylor-exp-power"/>
     <w:p>
       <w:pPr>
         <w:pStyle w:val="BodyText"/>
@@ -49334,8 +49534,8 @@
         </m:oMath>
       </m:oMathPara>
     </w:p>
-    <w:bookmarkEnd w:id="172"/>
-    <w:bookmarkStart w:id="173" w:name="exr-miller-taylor-normal-density"/>
+    <w:bookmarkEnd w:id="173"/>
+    <w:bookmarkStart w:id="174" w:name="exr-miller-taylor-normal-density"/>
     <w:p>
       <w:pPr>
         <w:pStyle w:val="FirstParagraph"/>
@@ -49522,8 +49722,8 @@
         <w:t xml:space="preserve">.</w:t>
       </w:r>
     </w:p>
-    <w:bookmarkEnd w:id="173"/>
-    <w:bookmarkStart w:id="174" w:name="sol-miller-taylor-normal-density"/>
+    <w:bookmarkEnd w:id="174"/>
+    <w:bookmarkStart w:id="175" w:name="sol-miller-taylor-normal-density"/>
     <w:p>
       <w:pPr>
         <w:pStyle w:val="BodyText"/>
@@ -50097,8 +50297,8 @@
         </m:oMath>
       </m:oMathPara>
     </w:p>
-    <w:bookmarkEnd w:id="174"/>
-    <w:bookmarkStart w:id="175" w:name="thm-taylor-normal-density"/>
+    <w:bookmarkEnd w:id="175"/>
+    <w:bookmarkStart w:id="176" w:name="thm-taylor-normal-density"/>
     <w:p>
       <w:pPr>
         <w:pStyle w:val="FirstParagraph"/>
@@ -50356,7 +50556,7 @@
         </m:oMath>
       </m:oMathPara>
     </w:p>
-    <w:bookmarkEnd w:id="175"/>
+    <w:bookmarkEnd w:id="176"/>
     <w:p>
       <w:pPr>
         <w:pStyle w:val="FirstParagraph"/>
@@ -50403,7 +50603,7 @@
         <w:t xml:space="preserve">.</w:t>
       </w:r>
     </w:p>
-    <w:bookmarkStart w:id="176" w:name="exr-miller-taylor-sqrt"/>
+    <w:bookmarkStart w:id="177" w:name="exr-miller-taylor-sqrt"/>
     <w:p>
       <w:pPr>
         <w:pStyle w:val="BodyText"/>
@@ -50532,8 +50732,8 @@
         <w:t xml:space="preserve">.</w:t>
       </w:r>
     </w:p>
-    <w:bookmarkEnd w:id="176"/>
-    <w:bookmarkStart w:id="177" w:name="sol-miller-taylor-sqrt"/>
+    <w:bookmarkEnd w:id="177"/>
+    <w:bookmarkStart w:id="178" w:name="sol-miller-taylor-sqrt"/>
     <w:p>
       <w:pPr>
         <w:pStyle w:val="BodyText"/>
@@ -51413,8 +51613,8 @@
         </m:oMath>
       </m:oMathPara>
     </w:p>
-    <w:bookmarkEnd w:id="177"/>
-    <w:bookmarkStart w:id="178" w:name="exr-miller-taylor-cube-root"/>
+    <w:bookmarkEnd w:id="178"/>
+    <w:bookmarkStart w:id="179" w:name="exr-miller-taylor-cube-root"/>
     <w:p>
       <w:pPr>
         <w:pStyle w:val="FirstParagraph"/>
@@ -51574,8 +51774,8 @@
         <w:t xml:space="preserve">.</w:t>
       </w:r>
     </w:p>
-    <w:bookmarkEnd w:id="178"/>
-    <w:bookmarkStart w:id="179" w:name="sol-miller-taylor-cube-root"/>
+    <w:bookmarkEnd w:id="179"/>
+    <w:bookmarkStart w:id="180" w:name="sol-miller-taylor-cube-root"/>
     <w:p>
       <w:pPr>
         <w:pStyle w:val="BodyText"/>
@@ -52887,8 +53087,8 @@
         </m:oMath>
       </m:oMathPara>
     </w:p>
-    <w:bookmarkEnd w:id="179"/>
-    <w:bookmarkStart w:id="180" w:name="exr-miller-taylor-x-log-x"/>
+    <w:bookmarkEnd w:id="180"/>
+    <w:bookmarkStart w:id="181" w:name="exr-miller-taylor-x-log-x"/>
     <w:p>
       <w:pPr>
         <w:pStyle w:val="FirstParagraph"/>
@@ -53037,8 +53237,8 @@
         <w:t xml:space="preserve">.</w:t>
       </w:r>
     </w:p>
-    <w:bookmarkEnd w:id="180"/>
-    <w:bookmarkStart w:id="181" w:name="sol-miller-taylor-x-log-x"/>
+    <w:bookmarkEnd w:id="181"/>
+    <w:bookmarkStart w:id="182" w:name="sol-miller-taylor-x-log-x"/>
     <w:p>
       <w:pPr>
         <w:pStyle w:val="BodyText"/>
@@ -53702,8 +53902,8 @@
         </m:oMath>
       </m:oMathPara>
     </w:p>
-    <w:bookmarkEnd w:id="181"/>
-    <w:bookmarkStart w:id="182" w:name="exr-miller-taylor-log-one-plus-x"/>
+    <w:bookmarkEnd w:id="182"/>
+    <w:bookmarkStart w:id="183" w:name="exr-miller-taylor-log-one-plus-x"/>
     <w:p>
       <w:pPr>
         <w:pStyle w:val="FirstParagraph"/>
@@ -53888,8 +54088,8 @@
         <w:t xml:space="preserve">.</w:t>
       </w:r>
     </w:p>
-    <w:bookmarkEnd w:id="182"/>
-    <w:bookmarkStart w:id="183" w:name="sol-miller-taylor-log-one-plus-x"/>
+    <w:bookmarkEnd w:id="183"/>
+    <w:bookmarkStart w:id="184" w:name="sol-miller-taylor-log-one-plus-x"/>
     <w:p>
       <w:pPr>
         <w:pStyle w:val="BodyText"/>
@@ -54509,8 +54709,8 @@
         </m:oMath>
       </m:oMathPara>
     </w:p>
-    <w:bookmarkEnd w:id="183"/>
-    <w:bookmarkStart w:id="184" w:name="thm-taylor-log-one-plus-x"/>
+    <w:bookmarkEnd w:id="184"/>
+    <w:bookmarkStart w:id="185" w:name="thm-taylor-log-one-plus-x"/>
     <w:p>
       <w:pPr>
         <w:pStyle w:val="FirstParagraph"/>
@@ -54759,7 +54959,7 @@
         </m:oMath>
       </m:oMathPara>
     </w:p>
-    <w:bookmarkEnd w:id="184"/>
+    <w:bookmarkEnd w:id="185"/>
     <w:p>
       <w:pPr>
         <w:pStyle w:val="FirstParagraph"/>
@@ -54806,7 +55006,7 @@
         <w:t xml:space="preserve">.</w:t>
       </w:r>
     </w:p>
-    <w:bookmarkStart w:id="185" w:name="exr-miller-taylor-log-one-minus-x"/>
+    <w:bookmarkStart w:id="186" w:name="exr-miller-taylor-log-one-minus-x"/>
     <w:p>
       <w:pPr>
         <w:pStyle w:val="BodyText"/>
@@ -54991,8 +55191,8 @@
         <w:t xml:space="preserve">.</w:t>
       </w:r>
     </w:p>
-    <w:bookmarkEnd w:id="185"/>
-    <w:bookmarkStart w:id="186" w:name="sol-miller-taylor-log-one-minus-x"/>
+    <w:bookmarkEnd w:id="186"/>
+    <w:bookmarkStart w:id="187" w:name="sol-miller-taylor-log-one-minus-x"/>
     <w:p>
       <w:pPr>
         <w:pStyle w:val="BodyText"/>
@@ -55371,8 +55571,8 @@
         </m:oMath>
       </m:oMathPara>
     </w:p>
-    <w:bookmarkEnd w:id="186"/>
-    <w:bookmarkStart w:id="187" w:name="thm-taylor-log-one-minus-x"/>
+    <w:bookmarkEnd w:id="187"/>
+    <w:bookmarkStart w:id="188" w:name="thm-taylor-log-one-minus-x"/>
     <w:p>
       <w:pPr>
         <w:pStyle w:val="FirstParagraph"/>
@@ -55627,7 +55827,7 @@
         </m:oMath>
       </m:oMathPara>
     </w:p>
-    <w:bookmarkEnd w:id="187"/>
+    <w:bookmarkEnd w:id="188"/>
     <w:p>
       <w:pPr>
         <w:pStyle w:val="FirstParagraph"/>
@@ -55674,7 +55874,7 @@
         <w:t xml:space="preserve">.</w:t>
       </w:r>
     </w:p>
-    <w:bookmarkStart w:id="188" w:name="exr-miller-taylor-log-product-exp"/>
+    <w:bookmarkStart w:id="189" w:name="exr-miller-taylor-log-product-exp"/>
     <w:p>
       <w:pPr>
         <w:pStyle w:val="BodyText"/>
@@ -55907,8 +56107,8 @@
         <w:t xml:space="preserve">.</w:t>
       </w:r>
     </w:p>
-    <w:bookmarkEnd w:id="188"/>
-    <w:bookmarkStart w:id="189" w:name="sol-miller-taylor-log-product-exp"/>
+    <w:bookmarkEnd w:id="189"/>
+    <w:bookmarkStart w:id="190" w:name="sol-miller-taylor-log-product-exp"/>
     <w:p>
       <w:pPr>
         <w:pStyle w:val="BodyText"/>
@@ -56540,8 +56740,8 @@
         </m:oMath>
       </m:oMathPara>
     </w:p>
-    <w:bookmarkEnd w:id="189"/>
-    <w:bookmarkStart w:id="190" w:name="exr-miller-taylor-product-cos-log"/>
+    <w:bookmarkEnd w:id="190"/>
+    <w:bookmarkStart w:id="191" w:name="exr-miller-taylor-product-cos-log"/>
     <w:p>
       <w:pPr>
         <w:pStyle w:val="FirstParagraph"/>
@@ -56701,8 +56901,8 @@
         <w:t xml:space="preserve">.</w:t>
       </w:r>
     </w:p>
-    <w:bookmarkEnd w:id="190"/>
-    <w:bookmarkStart w:id="191" w:name="sol-miller-taylor-product-cos-log"/>
+    <w:bookmarkEnd w:id="191"/>
+    <w:bookmarkStart w:id="192" w:name="sol-miller-taylor-product-cos-log"/>
     <w:p>
       <w:pPr>
         <w:pStyle w:val="BodyText"/>
@@ -57201,8 +57401,8 @@
         </m:oMath>
       </m:oMathPara>
     </w:p>
-    <w:bookmarkEnd w:id="191"/>
-    <w:bookmarkStart w:id="192" w:name="exr-miller-taylor-log-scaled"/>
+    <w:bookmarkEnd w:id="192"/>
+    <w:bookmarkStart w:id="193" w:name="exr-miller-taylor-log-scaled"/>
     <w:p>
       <w:pPr>
         <w:pStyle w:val="FirstParagraph"/>
@@ -57393,8 +57593,8 @@
         <w:t xml:space="preserve">.</w:t>
       </w:r>
     </w:p>
-    <w:bookmarkEnd w:id="192"/>
-    <w:bookmarkStart w:id="193" w:name="sol-miller-taylor-log-scaled"/>
+    <w:bookmarkEnd w:id="193"/>
+    <w:bookmarkStart w:id="194" w:name="sol-miller-taylor-log-scaled"/>
     <w:p>
       <w:pPr>
         <w:pStyle w:val="BodyText"/>
@@ -57711,9 +57911,9 @@
         </m:oMath>
       </m:oMathPara>
     </w:p>
-    <w:bookmarkEnd w:id="193"/>
-    <w:bookmarkStart w:id="200" w:name="refs"/>
-    <w:bookmarkStart w:id="195" w:name="ref-boyd2018vmls"/>
+    <w:bookmarkEnd w:id="194"/>
+    <w:bookmarkStart w:id="201" w:name="refs"/>
+    <w:bookmarkStart w:id="196" w:name="ref-boyd2018vmls"/>
     <w:p>
       <w:pPr>
         <w:pStyle w:val="Bibliography"/>
@@ -57737,7 +57937,7 @@
       <w:r>
         <w:t xml:space="preserve"> </w:t>
       </w:r>
-      <w:hyperlink r:id="rId194">
+      <w:hyperlink r:id="rId195">
         <w:r>
           <w:rPr>
             <w:rStyle w:val="Hyperlink"/>
@@ -57749,8 +57949,8 @@
         <w:t xml:space="preserve">.</w:t>
       </w:r>
     </w:p>
-    <w:bookmarkEnd w:id="195"/>
-    <w:bookmarkStart w:id="197" w:name="ref-larsonCalc11e"/>
+    <w:bookmarkEnd w:id="196"/>
+    <w:bookmarkStart w:id="198" w:name="ref-larsonCalc11e"/>
     <w:p>
       <w:pPr>
         <w:pStyle w:val="Bibliography"/>
@@ -57774,7 +57974,7 @@
       <w:r>
         <w:t xml:space="preserve"> </w:t>
       </w:r>
-      <w:hyperlink r:id="rId196">
+      <w:hyperlink r:id="rId197">
         <w:r>
           <w:rPr>
             <w:rStyle w:val="Hyperlink"/>
@@ -57786,8 +57986,8 @@
         <w:t xml:space="preserve">.</w:t>
       </w:r>
     </w:p>
-    <w:bookmarkEnd w:id="197"/>
-    <w:bookmarkStart w:id="199" w:name="ref-problifesavercalc"/>
+    <w:bookmarkEnd w:id="198"/>
+    <w:bookmarkStart w:id="200" w:name="ref-problifesavercalc"/>
     <w:p>
       <w:pPr>
         <w:pStyle w:val="Bibliography"/>
@@ -57811,7 +58011,7 @@
       <w:r>
         <w:t xml:space="preserve"> </w:t>
       </w:r>
-      <w:hyperlink r:id="rId198">
+      <w:hyperlink r:id="rId199">
         <w:r>
           <w:rPr>
             <w:rStyle w:val="Hyperlink"/>
@@ -57823,10 +58023,10 @@
         <w:t xml:space="preserve">.</w:t>
       </w:r>
     </w:p>
-    <w:bookmarkEnd w:id="199"/>
     <w:bookmarkEnd w:id="200"/>
     <w:bookmarkEnd w:id="201"/>
     <w:bookmarkEnd w:id="202"/>
+    <w:bookmarkEnd w:id="203"/>
     <w:sectPr>
       <w:footnotePr>
         <w:numRestart w:val="eachSect"/>
